--- a/projects/valuepickr-open-screen/docs/Recode Studios.docx
+++ b/projects/valuepickr-open-screen/docs/Recode Studios.docx
@@ -250,7 +250,7 @@
         <w:spacing w:after="120"/>
       </w:pPr>
       <w:r>
-        <w:t xml:space="preserve">Recode is a genuinely attractive small model on paper: asset-light, 30%+ revenue growth, PAT up ~12x, operating cash flow positive, and very high capital efficiency because it owns no plants. The Indian masstige/premium BPC category is on a structural growth path and the salon channel is formalising. The risks are equally clear: revenue is only ~Rs 80 Cr, brand equity is early and colour cosmetics is a crowded, fashion-driven category (Sugar, Swiss Beauty, MyGlamm, Nykaa private labels), the Aflairza acquisition integration is unproven, promoter holding is high, and the only external advocate is an untrusted X account. Valuation at ~24-32x is punchy but not absurd given the growth and ROCE.</w:t>
+        <w:t xml:space="preserve">Recode is a genuinely attractive small model on paper: asset-light, 30%+ revenue growth, PAT up ~12x, operating cash flow positive, and very high capital efficiency because it owns no plants. The Indian masstige/premium BPC category is on a structural growth path and the salon channel is formalising. The risks are equally clear: revenue is only ~Rs 80 Cr, brand equity is early and colour cosmetics is a crowded, fashion-driven category (Sugar, Swiss Beauty, MyGlamm, Nykaa private labels), the Aflairza acquisition integration is unproven, promoter holding is high, and the only external advocate is an untrusted X account. Valuation at ~24-32x is punchy but not absurd given the growth and ROCE. FY26 results and post-listing disclosure (audited financials, 217x-oversubscribed IPO, continuing analyst engagement) substantially confirm the growth and margin story: revenue +67%, PAT +260%, EBITDA margin nearly doubled to 20.69%. The main fresh caution is Aflairza's own growth stalling to +5.8% in FY26 right before the acquisition, plus the new physical-store format being unproven.</w:t>
       </w:r>
     </w:p>
     <w:p>
@@ -259,7 +259,7 @@
         <w:spacing w:after="120" w:before="280"/>
       </w:pPr>
       <w:r>
-        <w:t xml:space="preserve">Ishmohit-Lens Checks (value chain · earnings quality · growth trajectory · management · quality metrics · track record · global-signal check)</w:t>
+        <w:t xml:space="preserve">Deep-Dive: Primary Documents (Annual Reports, Quarterly Results, Exchange Filings)</w:t>
       </w:r>
     </w:p>
     <w:p>
@@ -274,7 +274,7 @@
           <w:sz w:val="18"/>
           <w:szCs w:val="18"/>
         </w:rPr>
-        <w:t xml:space="preserve">Extra checks drawn from @ishmohit1 / SOIC methodology (playbook/ishmohit-soic-style.md): where the company sits in its value chain and what the supply side is doing, whether a margin/PAT inflection is structural or a cyclical peak, the rate-of-change of growth vs. what the multiple demands, and management quality as a positive attribute.</w:t>
+        <w:t xml:space="preserve">Pass 1 — 2026-09-12. Built from the company's own filings (3 years of annual reports, ~4 quarters of results/concalls, and 6 months of BSE/NSE announcements), read via the web — a deeper layer than the forum-sentiment read below.</w:t>
       </w:r>
     </w:p>
     <w:p>
@@ -288,7 +288,1099 @@
           <w:sz w:val="20"/>
           <w:szCs w:val="20"/>
         </w:rPr>
-        <w:t xml:space="preserve">Value chain &amp; supply side:</w:t>
+        <w:t xml:space="preserve">Sources reviewed this pass:</w:t>
+      </w:r>
+    </w:p>
+    <w:p>
+      <w:pPr>
+        <w:pStyle w:val="ListParagraph"/>
+        <w:numPr>
+          <w:ilvl w:val="0"/>
+          <w:numId w:val="1"/>
+        </w:numPr>
+        <w:spacing w:after="60"/>
+      </w:pPr>
+      <w:r>
+        <w:t xml:space="preserve">FY26 results filing (2026-05-30 board meeting) + IPO RHP/prospectus</w:t>
+      </w:r>
+    </w:p>
+    <w:p>
+      <w:pPr>
+        <w:pStyle w:val="ListParagraph"/>
+        <w:numPr>
+          <w:ilvl w:val="0"/>
+          <w:numId w:val="1"/>
+        </w:numPr>
+        <w:spacing w:after="60"/>
+      </w:pPr>
+      <w:r>
+        <w:t xml:space="preserve">Post-listing announcements: Aflairza Phase I completion, kiosk/store rollout, promoter purchases (Jun-Aug 2026)</w:t>
+      </w:r>
+    </w:p>
+    <w:p>
+      <w:pPr>
+        <w:pStyle w:val="ListParagraph"/>
+        <w:numPr>
+          <w:ilvl w:val="0"/>
+          <w:numId w:val="1"/>
+        </w:numPr>
+        <w:spacing w:after="60"/>
+      </w:pPr>
+      <w:r>
+        <w:t xml:space="preserve">Screener/market-data for current valuation</w:t>
+      </w:r>
+    </w:p>
+    <w:p>
+      <w:pPr>
+        <w:spacing w:after="120"/>
+      </w:pPr>
+      <w:r>
+        <w:rPr>
+          <w:b/>
+          <w:bCs/>
+          <w:sz w:val="20"/>
+          <w:szCs w:val="20"/>
+        </w:rPr>
+        <w:t xml:space="preserve">Annual-report findings (3-year view):</w:t>
+      </w:r>
+    </w:p>
+    <w:p>
+      <w:pPr>
+        <w:pStyle w:val="ListParagraph"/>
+        <w:numPr>
+          <w:ilvl w:val="0"/>
+          <w:numId w:val="1"/>
+        </w:numPr>
+        <w:spacing w:after="60"/>
+      </w:pPr>
+      <w:r>
+        <w:t xml:space="preserve">Recode listed on BSE SME 2026-05-12 (IPO Rs 44.6 Cr, 217.89x subscribed, listed at +34.87% premium) — now has real public listed disclosure, materially reducing the 'thin/opaque SME' concern the original untrusted-X-sourced write-up flagged</w:t>
+      </w:r>
+    </w:p>
+    <w:p>
+      <w:pPr>
+        <w:pStyle w:val="ListParagraph"/>
+        <w:numPr>
+          <w:ilvl w:val="0"/>
+          <w:numId w:val="1"/>
+        </w:numPr>
+        <w:spacing w:after="60"/>
+      </w:pPr>
+      <w:r>
+        <w:t xml:space="preserve">FY26: revenue Rs 79.95 Cr (+67.27% YoY), PAT Rs 11.21 Cr (+260.28% YoY), EBITDA Rs 16.54 Cr (+170%); EBITDA margin nearly doubled 12.82% (FY25) -&gt; 20.69% (FY26); PAT margin 6.51% -&gt; 14.02%</w:t>
+      </w:r>
+    </w:p>
+    <w:p>
+      <w:pPr>
+        <w:pStyle w:val="ListParagraph"/>
+        <w:numPr>
+          <w:ilvl w:val="0"/>
+          <w:numId w:val="1"/>
+        </w:numPr>
+        <w:spacing w:after="60"/>
+      </w:pPr>
+      <w:r>
+        <w:t xml:space="preserve">Aflairza acquisition: Phase I completed 2026-07-23 (33% stake, Rs 8.32 Cr, Rs 285/share); full 51% stake targeted by Feb 2027 — still a staged, incomplete acquisition. Aflairza's own standalone revenue: Rs 4.44 Cr (FY24) -&gt; Rs 7.77 Cr (FY25, +75%) -&gt; Rs 8.22 Cr (FY26, +5.8%) — growth stalled sharply in the very year of acquisition, a real integration-quality flag not visible in the original write-up</w:t>
+      </w:r>
+    </w:p>
+    <w:p>
+      <w:pPr>
+        <w:pStyle w:val="ListParagraph"/>
+        <w:numPr>
+          <w:ilvl w:val="0"/>
+          <w:numId w:val="1"/>
+        </w:numPr>
+        <w:spacing w:after="60"/>
+      </w:pPr>
+      <w:r>
+        <w:t xml:space="preserve">6 promoters (Dheeraj Bansal, Rahul Sachdeva, Shelly Bansal, Shalini Trehan, Preeti Trehan, Karan Bansal) hold ~65% aggregate; continued small open-market purchases in Jun 2026 (insider-confidence signal, modest scale); no pledge found, no SEBI/fraud action found</w:t>
+      </w:r>
+    </w:p>
+    <w:p>
+      <w:pPr>
+        <w:spacing w:after="120"/>
+      </w:pPr>
+      <w:r>
+        <w:rPr>
+          <w:b/>
+          <w:bCs/>
+          <w:sz w:val="20"/>
+          <w:szCs w:val="20"/>
+        </w:rPr>
+        <w:t xml:space="preserve">Quarterly trend (last ~4 quarters + concall commentary):</w:t>
+      </w:r>
+    </w:p>
+    <w:p>
+      <w:pPr>
+        <w:pStyle w:val="ListParagraph"/>
+        <w:numPr>
+          <w:ilvl w:val="0"/>
+          <w:numId w:val="1"/>
+        </w:numPr>
+        <w:spacing w:after="60"/>
+      </w:pPr>
+      <w:r>
+        <w:t xml:space="preserve">Monthly revenue run-rate crossed Rs 12 Cr in May 2026 (~Rs 144 Cr annualised) — well ahead of the FY26 full-year average (~Rs 6.7 Cr/month), a real acceleration signal post-listing</w:t>
+      </w:r>
+    </w:p>
+    <w:p>
+      <w:pPr>
+        <w:pStyle w:val="ListParagraph"/>
+        <w:numPr>
+          <w:ilvl w:val="0"/>
+          <w:numId w:val="1"/>
+        </w:numPr>
+        <w:spacing w:after="60"/>
+      </w:pPr>
+      <w:r>
+        <w:t xml:space="preserve">Company opened 7 premium retail kiosks across 6 cities and its first 'NewU' store (targeting 15-20 more in FY27), shifting from D2C-digital toward a hybrid 'Phygital' model with a stated 500+ offline-touchpoint target</w:t>
+      </w:r>
+    </w:p>
+    <w:p>
+      <w:pPr>
+        <w:pStyle w:val="ListParagraph"/>
+        <w:numPr>
+          <w:ilvl w:val="0"/>
+          <w:numId w:val="1"/>
+        </w:numPr>
+        <w:spacing w:after="60"/>
+      </w:pPr>
+      <w:r>
+        <w:t xml:space="preserve">Launched 'Recode Luxe' professional range in the last ~90 days</w:t>
+      </w:r>
+    </w:p>
+    <w:p>
+      <w:pPr>
+        <w:pStyle w:val="ListParagraph"/>
+        <w:numPr>
+          <w:ilvl w:val="0"/>
+          <w:numId w:val="1"/>
+        </w:numPr>
+        <w:spacing w:after="60"/>
+      </w:pPr>
+      <w:r>
+        <w:t xml:space="preserve">Management guided 50%+ FY27 revenue growth (on the Rs 79.95 Cr FY26 base, implying ~Rs 120 Cr+)</w:t>
+      </w:r>
+    </w:p>
+    <w:p>
+      <w:pPr>
+        <w:spacing w:after="120"/>
+      </w:pPr>
+      <w:r>
+        <w:rPr>
+          <w:b/>
+          <w:bCs/>
+          <w:sz w:val="20"/>
+          <w:szCs w:val="20"/>
+        </w:rPr>
+        <w:t xml:space="preserve">Exchange announcements (last 6 months):</w:t>
+      </w:r>
+    </w:p>
+    <w:p>
+      <w:pPr>
+        <w:pStyle w:val="ListParagraph"/>
+        <w:numPr>
+          <w:ilvl w:val="0"/>
+          <w:numId w:val="1"/>
+        </w:numPr>
+        <w:spacing w:after="60"/>
+      </w:pPr>
+      <w:r>
+        <w:t xml:space="preserve">2026-05-12: IPO listing (BSE SME), +34.87% listing-day gain</w:t>
+      </w:r>
+    </w:p>
+    <w:p>
+      <w:pPr>
+        <w:pStyle w:val="ListParagraph"/>
+        <w:numPr>
+          <w:ilvl w:val="0"/>
+          <w:numId w:val="1"/>
+        </w:numPr>
+        <w:spacing w:after="60"/>
+      </w:pPr>
+      <w:r>
+        <w:t xml:space="preserve">2026-05-30: FY26 results (revenue +67%, PAT +260%)</w:t>
+      </w:r>
+    </w:p>
+    <w:p>
+      <w:pPr>
+        <w:pStyle w:val="ListParagraph"/>
+        <w:numPr>
+          <w:ilvl w:val="0"/>
+          <w:numId w:val="1"/>
+        </w:numPr>
+        <w:spacing w:after="60"/>
+      </w:pPr>
+      <w:r>
+        <w:t xml:space="preserve">2026-06-09/10: promoter open-market purchases disclosed</w:t>
+      </w:r>
+    </w:p>
+    <w:p>
+      <w:pPr>
+        <w:pStyle w:val="ListParagraph"/>
+        <w:numPr>
+          <w:ilvl w:val="0"/>
+          <w:numId w:val="1"/>
+        </w:numPr>
+        <w:spacing w:after="60"/>
+      </w:pPr>
+      <w:r>
+        <w:t xml:space="preserve">2026-07-20: investor/analyst interaction on growth roadmap</w:t>
+      </w:r>
+    </w:p>
+    <w:p>
+      <w:pPr>
+        <w:pStyle w:val="ListParagraph"/>
+        <w:numPr>
+          <w:ilvl w:val="0"/>
+          <w:numId w:val="1"/>
+        </w:numPr>
+        <w:spacing w:after="60"/>
+      </w:pPr>
+      <w:r>
+        <w:t xml:space="preserve">2026-07-23: Aflairza Phase I (33% stake) completed</w:t>
+      </w:r>
+    </w:p>
+    <w:p>
+      <w:pPr>
+        <w:spacing w:after="120"/>
+      </w:pPr>
+      <w:r>
+        <w:rPr>
+          <w:b/>
+          <w:bCs/>
+          <w:sz w:val="20"/>
+          <w:szCs w:val="20"/>
+        </w:rPr>
+        <w:t xml:space="preserve">Key new facts vs. the prior write-up:</w:t>
+      </w:r>
+    </w:p>
+    <w:p>
+      <w:pPr>
+        <w:pStyle w:val="ListParagraph"/>
+        <w:numPr>
+          <w:ilvl w:val="0"/>
+          <w:numId w:val="1"/>
+        </w:numPr>
+        <w:spacing w:after="60"/>
+      </w:pPr>
+      <w:r>
+        <w:t xml:space="preserve">FY26 results and post-listing disclosures substantially de-risk the original 'single untrusted-X-source' framing — the company now has audited financials, an oversubscribed IPO, and continuing analyst/investor engagement</w:t>
+      </w:r>
+    </w:p>
+    <w:p>
+      <w:pPr>
+        <w:pStyle w:val="ListParagraph"/>
+        <w:numPr>
+          <w:ilvl w:val="0"/>
+          <w:numId w:val="1"/>
+        </w:numPr>
+        <w:spacing w:after="60"/>
+      </w:pPr>
+      <w:r>
+        <w:t xml:space="preserve">Margin trajectory is real and accelerating (EBITDA margin +788bps FY25-&gt;FY26), not just a revenue story</w:t>
+      </w:r>
+    </w:p>
+    <w:p>
+      <w:pPr>
+        <w:pStyle w:val="ListParagraph"/>
+        <w:numPr>
+          <w:ilvl w:val="0"/>
+          <w:numId w:val="1"/>
+        </w:numPr>
+        <w:spacing w:after="60"/>
+      </w:pPr>
+      <w:r>
+        <w:t xml:space="preserve">Aflairza's own growth stalled in FY26 (+5.8% vs +75% the prior year) right before Recode's acquisition — a genuine integration-quality question the original write-up could not have flagged</w:t>
+      </w:r>
+    </w:p>
+    <w:p>
+      <w:pPr>
+        <w:pStyle w:val="ListParagraph"/>
+        <w:numPr>
+          <w:ilvl w:val="0"/>
+          <w:numId w:val="1"/>
+        </w:numPr>
+        <w:spacing w:after="60"/>
+      </w:pPr>
+      <w:r>
+        <w:t xml:space="preserve">The company is building real omnichannel/physical distribution (kiosks, NewU stores) rather than staying purely digital-D2C, addressing part of the 'moat weak' concern, though this is unproven and adds a new capex/opex execution vector</w:t>
+      </w:r>
+    </w:p>
+    <w:p>
+      <w:pPr>
+        <w:spacing w:after="120"/>
+      </w:pPr>
+      <w:r>
+        <w:rPr>
+          <w:b/>
+          <w:bCs/>
+          <w:sz w:val="20"/>
+          <w:szCs w:val="20"/>
+        </w:rPr>
+        <w:t xml:space="preserve">Open questions / what to watch:</w:t>
+      </w:r>
+    </w:p>
+    <w:p>
+      <w:pPr>
+        <w:pStyle w:val="ListParagraph"/>
+        <w:numPr>
+          <w:ilvl w:val="0"/>
+          <w:numId w:val="1"/>
+        </w:numPr>
+        <w:spacing w:after="60"/>
+      </w:pPr>
+      <w:r>
+        <w:t xml:space="preserve">Whether Aflairza's stalled FY26 growth reverses once integrated, or drags on blended margins/growth</w:t>
+      </w:r>
+    </w:p>
+    <w:p>
+      <w:pPr>
+        <w:pStyle w:val="ListParagraph"/>
+        <w:numPr>
+          <w:ilvl w:val="0"/>
+          <w:numId w:val="1"/>
+        </w:numPr>
+        <w:spacing w:after="60"/>
+      </w:pPr>
+      <w:r>
+        <w:t xml:space="preserve">Unit economics of the new physical kiosk/store format vs the historically asset-light D2C model</w:t>
+      </w:r>
+    </w:p>
+    <w:p>
+      <w:pPr>
+        <w:pStyle w:val="ListParagraph"/>
+        <w:numPr>
+          <w:ilvl w:val="0"/>
+          <w:numId w:val="1"/>
+        </w:numPr>
+        <w:spacing w:after="60"/>
+      </w:pPr>
+      <w:r>
+        <w:t xml:space="preserve">No per-year ROCE data found for FY24/FY25 (only a 9M-Dec25 annualised figure) — track_record left absent given both the young listing history and incomplete per-year ROCE visibility</w:t>
+      </w:r>
+    </w:p>
+    <w:p>
+      <w:pPr>
+        <w:spacing w:after="120" w:before="120"/>
+      </w:pPr>
+      <w:r>
+        <w:rPr>
+          <w:b/>
+          <w:bCs/>
+          <w:sz w:val="20"/>
+          <w:szCs w:val="20"/>
+        </w:rPr>
+        <w:t xml:space="preserve">Conviction impact: </w:t>
+      </w:r>
+      <w:r>
+        <w:rPr>
+          <w:sz w:val="20"/>
+          <w:szCs w:val="20"/>
+        </w:rPr>
+        <w:t xml:space="preserve">Low-Medium -&gt; Medium. FY26 results (PAT +260%, EBITDA margin nearly doubled) and post-listing execution (accelerating run-rate, real store rollout, continued promoter buying, no red flags) substantially confirm the growth thesis the prior pass could only source from an untrusted X account. Held short of Medium-High by the Aflairza integration question (its own growth stalled pre-acquisition) and full valuation (~31-32x).</w:t>
+      </w:r>
+    </w:p>
+    <w:p>
+      <w:pPr>
+        <w:pStyle w:val="Heading1"/>
+        <w:spacing w:after="120" w:before="280"/>
+      </w:pPr>
+      <w:r>
+        <w:t xml:space="preserve">Guidance &amp; Expectation Gap</w:t>
+      </w:r>
+    </w:p>
+    <w:p>
+      <w:pPr>
+        <w:spacing w:after="120"/>
+      </w:pPr>
+      <w:r>
+        <w:rPr>
+          <w:i/>
+          <w:iCs/>
+          <w:color w:val="666666"/>
+          <w:sz w:val="18"/>
+          <w:szCs w:val="18"/>
+        </w:rPr>
+        <w:t xml:space="preserve">Management guidance decoded into commitments, graded on the expectation → action → operational → commercial → financial ladder, then compared to what the current price appears to assume. Method: playbook/guidance-and-expectation-gap.md.</w:t>
+      </w:r>
+    </w:p>
+    <w:p>
+      <w:pPr>
+        <w:spacing w:after="120"/>
+      </w:pPr>
+      <w:r>
+        <w:rPr>
+          <w:b/>
+          <w:bCs/>
+          <w:sz w:val="20"/>
+          <w:szCs w:val="20"/>
+        </w:rPr>
+        <w:t xml:space="preserve">Commitment ladder (most-proven first):</w:t>
+      </w:r>
+    </w:p>
+    <w:tbl>
+      <w:tblPr>
+        <w:tblW w:type="dxa" w:w="9000"/>
+        <w:tblBorders>
+          <w:top w:val="single" w:color="auto" w:sz="4"/>
+          <w:left w:val="single" w:color="auto" w:sz="4"/>
+          <w:bottom w:val="single" w:color="auto" w:sz="4"/>
+          <w:right w:val="single" w:color="auto" w:sz="4"/>
+          <w:insideH w:val="single" w:color="auto" w:sz="4"/>
+          <w:insideV w:val="single" w:color="auto" w:sz="4"/>
+        </w:tblBorders>
+      </w:tblPr>
+      <w:tblGrid>
+        <w:gridCol w:w="1100"/>
+        <w:gridCol w:w="2600"/>
+        <w:gridCol w:w="2400"/>
+        <w:gridCol w:w="900"/>
+        <w:gridCol w:w="1200"/>
+        <w:gridCol w:w="800"/>
+      </w:tblGrid>
+      <w:tr>
+        <w:trPr>
+          <w:tblHeader/>
+        </w:trPr>
+        <w:tc>
+          <w:tcPr>
+            <w:tcW w:type="dxa" w:w="1100"/>
+            <w:shd w:fill="F2F2F2" w:val="clear"/>
+          </w:tcPr>
+          <w:p>
+            <w:r>
+              <w:rPr>
+                <w:b/>
+                <w:bCs/>
+                <w:sz w:val="18"/>
+                <w:szCs w:val="18"/>
+              </w:rPr>
+              <w:t xml:space="preserve">Area</w:t>
+            </w:r>
+          </w:p>
+        </w:tc>
+        <w:tc>
+          <w:tcPr>
+            <w:tcW w:type="dxa" w:w="2600"/>
+            <w:shd w:fill="F2F2F2" w:val="clear"/>
+          </w:tcPr>
+          <w:p>
+            <w:r>
+              <w:rPr>
+                <w:b/>
+                <w:bCs/>
+                <w:sz w:val="18"/>
+                <w:szCs w:val="18"/>
+              </w:rPr>
+              <w:t xml:space="preserve">Commitment</w:t>
+            </w:r>
+          </w:p>
+        </w:tc>
+        <w:tc>
+          <w:tcPr>
+            <w:tcW w:type="dxa" w:w="2400"/>
+            <w:shd w:fill="F2F2F2" w:val="clear"/>
+          </w:tcPr>
+          <w:p>
+            <w:r>
+              <w:rPr>
+                <w:b/>
+                <w:bCs/>
+                <w:sz w:val="18"/>
+                <w:szCs w:val="18"/>
+              </w:rPr>
+              <w:t xml:space="preserve">Specifics</w:t>
+            </w:r>
+          </w:p>
+        </w:tc>
+        <w:tc>
+          <w:tcPr>
+            <w:tcW w:type="dxa" w:w="900"/>
+            <w:shd w:fill="F2F2F2" w:val="clear"/>
+          </w:tcPr>
+          <w:p>
+            <w:r>
+              <w:rPr>
+                <w:b/>
+                <w:bCs/>
+                <w:sz w:val="18"/>
+                <w:szCs w:val="18"/>
+              </w:rPr>
+              <w:t xml:space="preserve">By when</w:t>
+            </w:r>
+          </w:p>
+        </w:tc>
+        <w:tc>
+          <w:tcPr>
+            <w:tcW w:type="dxa" w:w="1200"/>
+            <w:shd w:fill="F2F2F2" w:val="clear"/>
+          </w:tcPr>
+          <w:p>
+            <w:r>
+              <w:rPr>
+                <w:b/>
+                <w:bCs/>
+                <w:sz w:val="18"/>
+                <w:szCs w:val="18"/>
+              </w:rPr>
+              <w:t xml:space="preserve">Stage</w:t>
+            </w:r>
+          </w:p>
+        </w:tc>
+        <w:tc>
+          <w:tcPr>
+            <w:tcW w:type="dxa" w:w="800"/>
+            <w:shd w:fill="F2F2F2" w:val="clear"/>
+          </w:tcPr>
+          <w:p>
+            <w:r>
+              <w:rPr>
+                <w:b/>
+                <w:bCs/>
+                <w:sz w:val="18"/>
+                <w:szCs w:val="18"/>
+              </w:rPr>
+              <w:t xml:space="preserve">Thesis-critical</w:t>
+            </w:r>
+          </w:p>
+        </w:tc>
+      </w:tr>
+      <w:tr>
+        <w:tc>
+          <w:tcPr>
+            <w:tcW w:type="dxa" w:w="1100"/>
+          </w:tcPr>
+          <w:p>
+            <w:r>
+              <w:rPr>
+                <w:b w:val="false"/>
+                <w:bCs w:val="false"/>
+                <w:sz w:val="18"/>
+                <w:szCs w:val="18"/>
+              </w:rPr>
+              <w:t xml:space="preserve">margin</w:t>
+            </w:r>
+          </w:p>
+        </w:tc>
+        <w:tc>
+          <w:tcPr>
+            <w:tcW w:type="dxa" w:w="2600"/>
+          </w:tcPr>
+          <w:p>
+            <w:r>
+              <w:rPr>
+                <w:b w:val="false"/>
+                <w:bCs w:val="false"/>
+                <w:sz w:val="18"/>
+                <w:szCs w:val="18"/>
+              </w:rPr>
+              <w:t xml:space="preserve">EBITDA margin expansion track (12.82% FY25 -&gt; 20.69% FY26)</w:t>
+            </w:r>
+          </w:p>
+        </w:tc>
+        <w:tc>
+          <w:tcPr>
+            <w:tcW w:type="dxa" w:w="2400"/>
+          </w:tcPr>
+          <w:p>
+            <w:r>
+              <w:rPr>
+                <w:b w:val="false"/>
+                <w:bCs w:val="false"/>
+                <w:sz w:val="18"/>
+                <w:szCs w:val="18"/>
+              </w:rPr>
+              <w:t xml:space="preserve">20.69% FY26 EBITDA margin, 14.02% PAT margin</w:t>
+            </w:r>
+          </w:p>
+        </w:tc>
+        <w:tc>
+          <w:tcPr>
+            <w:tcW w:type="dxa" w:w="900"/>
+          </w:tcPr>
+          <w:p>
+            <w:r>
+              <w:rPr>
+                <w:b w:val="false"/>
+                <w:bCs w:val="false"/>
+                <w:sz w:val="18"/>
+                <w:szCs w:val="18"/>
+              </w:rPr>
+              <w:t xml:space="preserve">FY27</w:t>
+            </w:r>
+          </w:p>
+        </w:tc>
+        <w:tc>
+          <w:tcPr>
+            <w:tcW w:type="dxa" w:w="1200"/>
+          </w:tcPr>
+          <w:p>
+            <w:r>
+              <w:rPr>
+                <w:b w:val="false"/>
+                <w:bCs w:val="false"/>
+                <w:sz w:val="18"/>
+                <w:szCs w:val="18"/>
+              </w:rPr>
+              <w:t xml:space="preserve">financial</w:t>
+            </w:r>
+          </w:p>
+        </w:tc>
+        <w:tc>
+          <w:tcPr>
+            <w:tcW w:type="dxa" w:w="800"/>
+          </w:tcPr>
+          <w:p>
+            <w:r>
+              <w:rPr>
+                <w:b w:val="false"/>
+                <w:bCs w:val="false"/>
+                <w:sz w:val="18"/>
+                <w:szCs w:val="18"/>
+              </w:rPr>
+              <w:t xml:space="preserve">yes</w:t>
+            </w:r>
+          </w:p>
+        </w:tc>
+      </w:tr>
+      <w:tr>
+        <w:tc>
+          <w:tcPr>
+            <w:tcW w:type="dxa" w:w="1100"/>
+          </w:tcPr>
+          <w:p>
+            <w:r>
+              <w:rPr>
+                <w:b w:val="false"/>
+                <w:bCs w:val="false"/>
+                <w:sz w:val="18"/>
+                <w:szCs w:val="18"/>
+              </w:rPr>
+              <w:t xml:space="preserve">capacity</w:t>
+            </w:r>
+          </w:p>
+        </w:tc>
+        <w:tc>
+          <w:tcPr>
+            <w:tcW w:type="dxa" w:w="2600"/>
+          </w:tcPr>
+          <w:p>
+            <w:r>
+              <w:rPr>
+                <w:b w:val="false"/>
+                <w:bCs w:val="false"/>
+                <w:sz w:val="18"/>
+                <w:szCs w:val="18"/>
+              </w:rPr>
+              <w:t xml:space="preserve">Phygital distribution build-out — 500+ offline touchpoints target, 15-20 new stores in FY27</w:t>
+            </w:r>
+          </w:p>
+        </w:tc>
+        <w:tc>
+          <w:tcPr>
+            <w:tcW w:type="dxa" w:w="2400"/>
+          </w:tcPr>
+          <w:p>
+            <w:r>
+              <w:rPr>
+                <w:b w:val="false"/>
+                <w:bCs w:val="false"/>
+                <w:sz w:val="18"/>
+                <w:szCs w:val="18"/>
+              </w:rPr>
+              <w:t xml:space="preserve">7 kiosks/6 cities launched; first NewU store opened</w:t>
+            </w:r>
+          </w:p>
+        </w:tc>
+        <w:tc>
+          <w:tcPr>
+            <w:tcW w:type="dxa" w:w="900"/>
+          </w:tcPr>
+          <w:p>
+            <w:r>
+              <w:rPr>
+                <w:b w:val="false"/>
+                <w:bCs w:val="false"/>
+                <w:sz w:val="18"/>
+                <w:szCs w:val="18"/>
+              </w:rPr>
+              <w:t xml:space="preserve">FY27</w:t>
+            </w:r>
+          </w:p>
+        </w:tc>
+        <w:tc>
+          <w:tcPr>
+            <w:tcW w:type="dxa" w:w="1200"/>
+          </w:tcPr>
+          <w:p>
+            <w:r>
+              <w:rPr>
+                <w:b w:val="false"/>
+                <w:bCs w:val="false"/>
+                <w:sz w:val="18"/>
+                <w:szCs w:val="18"/>
+              </w:rPr>
+              <w:t xml:space="preserve">operational</w:t>
+            </w:r>
+          </w:p>
+        </w:tc>
+        <w:tc>
+          <w:tcPr>
+            <w:tcW w:type="dxa" w:w="800"/>
+          </w:tcPr>
+          <w:p>
+            <w:r>
+              <w:rPr>
+                <w:b w:val="false"/>
+                <w:bCs w:val="false"/>
+                <w:sz w:val="18"/>
+                <w:szCs w:val="18"/>
+              </w:rPr>
+              <w:t xml:space="preserve">yes</w:t>
+            </w:r>
+          </w:p>
+        </w:tc>
+      </w:tr>
+      <w:tr>
+        <w:tc>
+          <w:tcPr>
+            <w:tcW w:type="dxa" w:w="1100"/>
+          </w:tcPr>
+          <w:p>
+            <w:r>
+              <w:rPr>
+                <w:b w:val="false"/>
+                <w:bCs w:val="false"/>
+                <w:sz w:val="18"/>
+                <w:szCs w:val="18"/>
+              </w:rPr>
+              <w:t xml:space="preserve">new_business</w:t>
+            </w:r>
+          </w:p>
+        </w:tc>
+        <w:tc>
+          <w:tcPr>
+            <w:tcW w:type="dxa" w:w="2600"/>
+          </w:tcPr>
+          <w:p>
+            <w:r>
+              <w:rPr>
+                <w:b w:val="false"/>
+                <w:bCs w:val="false"/>
+                <w:sz w:val="18"/>
+                <w:szCs w:val="18"/>
+              </w:rPr>
+              <w:t xml:space="preserve">Aflairza Professionals acquisition — Phase I (33%) done, targeting 51% by Feb 2027</w:t>
+            </w:r>
+          </w:p>
+        </w:tc>
+        <w:tc>
+          <w:tcPr>
+            <w:tcW w:type="dxa" w:w="2400"/>
+          </w:tcPr>
+          <w:p>
+            <w:r>
+              <w:rPr>
+                <w:b w:val="false"/>
+                <w:bCs w:val="false"/>
+                <w:sz w:val="18"/>
+                <w:szCs w:val="18"/>
+              </w:rPr>
+              <w:t xml:space="preserve">Rs 8.32 Cr for 33% (Phase I); Rs 285/share</w:t>
+            </w:r>
+          </w:p>
+        </w:tc>
+        <w:tc>
+          <w:tcPr>
+            <w:tcW w:type="dxa" w:w="900"/>
+          </w:tcPr>
+          <w:p>
+            <w:r>
+              <w:rPr>
+                <w:b w:val="false"/>
+                <w:bCs w:val="false"/>
+                <w:sz w:val="18"/>
+                <w:szCs w:val="18"/>
+              </w:rPr>
+              <w:t xml:space="preserve">beyond</w:t>
+            </w:r>
+          </w:p>
+        </w:tc>
+        <w:tc>
+          <w:tcPr>
+            <w:tcW w:type="dxa" w:w="1200"/>
+          </w:tcPr>
+          <w:p>
+            <w:r>
+              <w:rPr>
+                <w:b w:val="false"/>
+                <w:bCs w:val="false"/>
+                <w:sz w:val="18"/>
+                <w:szCs w:val="18"/>
+              </w:rPr>
+              <w:t xml:space="preserve">action</w:t>
+            </w:r>
+          </w:p>
+        </w:tc>
+        <w:tc>
+          <w:tcPr>
+            <w:tcW w:type="dxa" w:w="800"/>
+          </w:tcPr>
+          <w:p>
+            <w:r>
+              <w:rPr>
+                <w:b w:val="false"/>
+                <w:bCs w:val="false"/>
+                <w:sz w:val="18"/>
+                <w:szCs w:val="18"/>
+              </w:rPr>
+              <w:t xml:space="preserve">yes</w:t>
+            </w:r>
+          </w:p>
+        </w:tc>
+      </w:tr>
+      <w:tr>
+        <w:tc>
+          <w:tcPr>
+            <w:tcW w:type="dxa" w:w="1100"/>
+          </w:tcPr>
+          <w:p>
+            <w:r>
+              <w:rPr>
+                <w:b w:val="false"/>
+                <w:bCs w:val="false"/>
+                <w:sz w:val="18"/>
+                <w:szCs w:val="18"/>
+              </w:rPr>
+              <w:t xml:space="preserve">growth</w:t>
+            </w:r>
+          </w:p>
+        </w:tc>
+        <w:tc>
+          <w:tcPr>
+            <w:tcW w:type="dxa" w:w="2600"/>
+          </w:tcPr>
+          <w:p>
+            <w:r>
+              <w:rPr>
+                <w:b w:val="false"/>
+                <w:bCs w:val="false"/>
+                <w:sz w:val="18"/>
+                <w:szCs w:val="18"/>
+              </w:rPr>
+              <w:t xml:space="preserve">50%+ FY27 revenue growth guidance off the Rs 79.95 Cr FY26 base</w:t>
+            </w:r>
+          </w:p>
+        </w:tc>
+        <w:tc>
+          <w:tcPr>
+            <w:tcW w:type="dxa" w:w="2400"/>
+          </w:tcPr>
+          <w:p>
+            <w:r>
+              <w:rPr>
+                <w:b w:val="false"/>
+                <w:bCs w:val="false"/>
+                <w:sz w:val="18"/>
+                <w:szCs w:val="18"/>
+              </w:rPr>
+              <w:t xml:space="preserve">~Rs 120 Cr+ implied</w:t>
+            </w:r>
+          </w:p>
+        </w:tc>
+        <w:tc>
+          <w:tcPr>
+            <w:tcW w:type="dxa" w:w="900"/>
+          </w:tcPr>
+          <w:p>
+            <w:r>
+              <w:rPr>
+                <w:b w:val="false"/>
+                <w:bCs w:val="false"/>
+                <w:sz w:val="18"/>
+                <w:szCs w:val="18"/>
+              </w:rPr>
+              <w:t xml:space="preserve">FY27</w:t>
+            </w:r>
+          </w:p>
+        </w:tc>
+        <w:tc>
+          <w:tcPr>
+            <w:tcW w:type="dxa" w:w="1200"/>
+          </w:tcPr>
+          <w:p>
+            <w:r>
+              <w:rPr>
+                <w:b w:val="false"/>
+                <w:bCs w:val="false"/>
+                <w:sz w:val="18"/>
+                <w:szCs w:val="18"/>
+              </w:rPr>
+              <w:t xml:space="preserve">expectation</w:t>
+            </w:r>
+          </w:p>
+        </w:tc>
+        <w:tc>
+          <w:tcPr>
+            <w:tcW w:type="dxa" w:w="800"/>
+          </w:tcPr>
+          <w:p>
+            <w:r>
+              <w:rPr>
+                <w:b w:val="false"/>
+                <w:bCs w:val="false"/>
+                <w:sz w:val="18"/>
+                <w:szCs w:val="18"/>
+              </w:rPr>
+              <w:t xml:space="preserve">yes</w:t>
+            </w:r>
+          </w:p>
+        </w:tc>
+      </w:tr>
+    </w:tbl>
+    <w:p>
+      <w:pPr>
+        <w:spacing w:after="60" w:before="120"/>
+      </w:pPr>
+      <w:r>
+        <w:rPr>
+          <w:b/>
+          <w:bCs/>
+          <w:sz w:val="20"/>
+          <w:szCs w:val="20"/>
+        </w:rPr>
+        <w:t xml:space="preserve">Earnings chain: </w:t>
+      </w:r>
+      <w:r>
+        <w:rPr>
+          <w:b w:val="false"/>
+          <w:bCs w:val="false"/>
+          <w:sz w:val="20"/>
+          <w:szCs w:val="20"/>
+        </w:rPr>
+        <w:t xml:space="preserve">brand/SKU launches (Recode Luxe) + distribution build-out (kiosks/NewU)</w:t>
+      </w:r>
+      <w:r>
+        <w:rPr>
+          <w:color w:val="666666"/>
+          <w:sz w:val="20"/>
+          <w:szCs w:val="20"/>
+        </w:rPr>
+        <w:t xml:space="preserve"> → </w:t>
+      </w:r>
+      <w:r>
+        <w:rPr>
+          <w:b w:val="false"/>
+          <w:bCs w:val="false"/>
+          <w:sz w:val="20"/>
+          <w:szCs w:val="20"/>
+        </w:rPr>
+        <w:t xml:space="preserve">revenue growth (guided 50%+ FY27)</w:t>
+      </w:r>
+      <w:r>
+        <w:rPr>
+          <w:color w:val="666666"/>
+          <w:sz w:val="20"/>
+          <w:szCs w:val="20"/>
+        </w:rPr>
+        <w:t xml:space="preserve"> → </w:t>
+      </w:r>
+      <w:r>
+        <w:rPr>
+          <w:b w:val="false"/>
+          <w:bCs w:val="false"/>
+          <w:sz w:val="20"/>
+          <w:szCs w:val="20"/>
+        </w:rPr>
+        <w:t xml:space="preserve">operating leverage on asset-light model</w:t>
+      </w:r>
+      <w:r>
+        <w:rPr>
+          <w:color w:val="666666"/>
+          <w:sz w:val="20"/>
+          <w:szCs w:val="20"/>
+        </w:rPr>
+        <w:t xml:space="preserve"> → </w:t>
+      </w:r>
+      <w:r>
+        <w:rPr>
+          <w:b w:val="false"/>
+          <w:bCs w:val="false"/>
+          <w:sz w:val="20"/>
+          <w:szCs w:val="20"/>
+        </w:rPr>
+        <w:t xml:space="preserve">EBITDA margin (20.69% FY26, expanding)</w:t>
+      </w:r>
+      <w:r>
+        <w:rPr>
+          <w:color w:val="666666"/>
+          <w:sz w:val="20"/>
+          <w:szCs w:val="20"/>
+        </w:rPr>
+        <w:t xml:space="preserve"> → </w:t>
+      </w:r>
+      <w:r>
+        <w:rPr>
+          <w:b w:val="false"/>
+          <w:bCs w:val="false"/>
+          <w:sz w:val="20"/>
+          <w:szCs w:val="20"/>
+        </w:rPr>
+        <w:t xml:space="preserve">PAT (+260% FY26)</w:t>
+      </w:r>
+    </w:p>
+    <w:p>
+      <w:pPr>
+        <w:spacing w:after="120"/>
+      </w:pPr>
+      <w:r>
+        <w:rPr>
+          <w:color w:val="666666"/>
+          <w:sz w:val="18"/>
+          <w:szCs w:val="18"/>
+        </w:rPr>
+        <w:t xml:space="preserve">Bottleneck link: physical-store unit economics — unproven vs the historically asset-light D2C model.</w:t>
+      </w:r>
+    </w:p>
+    <w:p>
+      <w:pPr>
+        <w:spacing w:after="120"/>
+      </w:pPr>
+      <w:r>
+        <w:rPr>
+          <w:color w:val="666666"/>
+          <w:sz w:val="18"/>
+          <w:szCs w:val="18"/>
+        </w:rPr>
+        <w:t xml:space="preserve">Operating leverage: yes — EBITDA margin nearly doubled FY25-&gt;FY26 (12.82% -&gt; 20.69%) on the existing asset-light model</w:t>
+      </w:r>
+    </w:p>
+    <w:p>
+      <w:pPr>
+        <w:spacing w:after="120"/>
+      </w:pPr>
+      <w:r>
+        <w:rPr>
+          <w:color w:val="666666"/>
+          <w:sz w:val="18"/>
+          <w:szCs w:val="18"/>
+        </w:rPr>
+        <w:t xml:space="preserve">Evidenced: revenue growth; EBITDA margin expansion FY26; May-2026 run-rate acceleration. Still assumed: 50%+ FY27 growth; new physical-store economics.</w:t>
+      </w:r>
+    </w:p>
+    <w:p>
+      <w:pPr>
+        <w:spacing w:after="120"/>
+      </w:pPr>
+      <w:r>
+        <w:rPr>
+          <w:b/>
+          <w:bCs/>
+          <w:sz w:val="20"/>
+          <w:szCs w:val="20"/>
+        </w:rPr>
+        <w:t xml:space="preserve">Market expectation vs. our path:</w:t>
       </w:r>
     </w:p>
     <w:tbl>
@@ -319,125 +1411,287 @@
                 <w:b/>
                 <w:bCs/>
               </w:rPr>
-              <w:t xml:space="preserve">Theme</w:t>
-            </w:r>
-          </w:p>
-        </w:tc>
-        <w:tc>
-          <w:tcPr>
-            <w:tcW w:type="dxa" w:w="5800"/>
-          </w:tcPr>
-          <w:p>
-            <w:r>
-              <w:t xml:space="preserve">Branded beauty &amp; personal care (masstige / premium BPC)</w:t>
-            </w:r>
-          </w:p>
-        </w:tc>
-      </w:tr>
-      <w:tr>
-        <w:tc>
-          <w:tcPr>
-            <w:tcW w:type="dxa" w:w="3200"/>
-            <w:shd w:fill="F2F2F2" w:val="clear"/>
-          </w:tcPr>
-          <w:p>
-            <w:r>
-              <w:rPr>
-                <w:b/>
-                <w:bCs/>
-              </w:rPr>
-              <w:t xml:space="preserve">This company's position</w:t>
-            </w:r>
-          </w:p>
-        </w:tc>
-        <w:tc>
-          <w:tcPr>
-            <w:tcW w:type="dxa" w:w="5800"/>
-          </w:tcPr>
-          <w:p>
-            <w:r>
-              <w:t xml:space="preserve">Asset-light brand owner (outsourced manufacturing); salon channel + general/modern trade + e-commerce distribution; multi-brand via Aflairza acquisition</w:t>
-            </w:r>
-          </w:p>
-        </w:tc>
-      </w:tr>
-      <w:tr>
-        <w:tc>
-          <w:tcPr>
-            <w:tcW w:type="dxa" w:w="3200"/>
-            <w:shd w:fill="F2F2F2" w:val="clear"/>
-          </w:tcPr>
-          <w:p>
-            <w:r>
-              <w:rPr>
-                <w:b/>
-                <w:bCs/>
-              </w:rPr>
-              <w:t xml:space="preserve">Bottleneck node (pricing power)</w:t>
-            </w:r>
-          </w:p>
-        </w:tc>
-        <w:tc>
-          <w:tcPr>
-            <w:tcW w:type="dxa" w:w="5800"/>
-          </w:tcPr>
-          <w:p>
-            <w:r>
-              <w:t xml:space="preserve">Brand equity and shelf/salon distribution - not manufacturing</w:t>
-            </w:r>
-          </w:p>
-        </w:tc>
-      </w:tr>
-      <w:tr>
-        <w:tc>
-          <w:tcPr>
-            <w:tcW w:type="dxa" w:w="3200"/>
-            <w:shd w:fill="F2F2F2" w:val="clear"/>
-          </w:tcPr>
-          <w:p>
-            <w:r>
-              <w:rPr>
-                <w:b/>
-                <w:bCs/>
-              </w:rPr>
-              <w:t xml:space="preserve">Supply-side status</w:t>
-            </w:r>
-          </w:p>
-        </w:tc>
-        <w:tc>
-          <w:tcPr>
-            <w:tcW w:type="dxa" w:w="5800"/>
-          </w:tcPr>
-          <w:p>
-            <w:r>
-              <w:t xml:space="preserve">adding</w:t>
-            </w:r>
-          </w:p>
-        </w:tc>
-      </w:tr>
-      <w:tr>
-        <w:tc>
-          <w:tcPr>
-            <w:tcW w:type="dxa" w:w="3200"/>
-            <w:shd w:fill="F2F2F2" w:val="clear"/>
-          </w:tcPr>
-          <w:p>
-            <w:r>
-              <w:rPr>
-                <w:b/>
-                <w:bCs/>
-              </w:rPr>
-              <w:t xml:space="preserve">Adjacent-node peers</w:t>
-            </w:r>
-          </w:p>
-        </w:tc>
-        <w:tc>
-          <w:tcPr>
-            <w:tcW w:type="dxa" w:w="5800"/>
-          </w:tcPr>
-          <w:p>
-            <w:r>
-              <w:t xml:space="preserve">Honasa Consumer (Mamaearth), Nykaa (private labels), Swiss Beauty (unlisted), Sugar Cosmetics (unlisted)</w:t>
+              <w:t xml:space="preserve">As of</w:t>
+            </w:r>
+          </w:p>
+        </w:tc>
+        <w:tc>
+          <w:tcPr>
+            <w:tcW w:type="dxa" w:w="5800"/>
+          </w:tcPr>
+          <w:p>
+            <w:r>
+              <w:t xml:space="preserve">2026-09-12</w:t>
+            </w:r>
+          </w:p>
+        </w:tc>
+      </w:tr>
+      <w:tr>
+        <w:tc>
+          <w:tcPr>
+            <w:tcW w:type="dxa" w:w="3200"/>
+            <w:shd w:fill="F2F2F2" w:val="clear"/>
+          </w:tcPr>
+          <w:p>
+            <w:r>
+              <w:rPr>
+                <w:b/>
+                <w:bCs/>
+              </w:rPr>
+              <w:t xml:space="preserve">Price / multiple</w:t>
+            </w:r>
+          </w:p>
+        </w:tc>
+        <w:tc>
+          <w:tcPr>
+            <w:tcW w:type="dxa" w:w="5800"/>
+          </w:tcPr>
+          <w:p>
+            <w:r>
+              <w:t xml:space="preserve">31x P/E</w:t>
+            </w:r>
+          </w:p>
+        </w:tc>
+      </w:tr>
+      <w:tr>
+        <w:tc>
+          <w:tcPr>
+            <w:tcW w:type="dxa" w:w="3200"/>
+            <w:shd w:fill="F2F2F2" w:val="clear"/>
+          </w:tcPr>
+          <w:p>
+            <w:r>
+              <w:rPr>
+                <w:b/>
+                <w:bCs/>
+              </w:rPr>
+              <w:t xml:space="preserve">Right valuation lens</w:t>
+            </w:r>
+          </w:p>
+        </w:tc>
+        <w:tc>
+          <w:tcPr>
+            <w:tcW w:type="dxa" w:w="5800"/>
+          </w:tcPr>
+          <w:p>
+            <w:r>
+              <w:t xml:space="preserve">P/E</w:t>
+            </w:r>
+          </w:p>
+        </w:tc>
+      </w:tr>
+      <w:tr>
+        <w:tc>
+          <w:tcPr>
+            <w:tcW w:type="dxa" w:w="3200"/>
+            <w:shd w:fill="F2F2F2" w:val="clear"/>
+          </w:tcPr>
+          <w:p>
+            <w:r>
+              <w:rPr>
+                <w:b/>
+                <w:bCs/>
+              </w:rPr>
+              <w:t xml:space="preserve">Price implies</w:t>
+            </w:r>
+          </w:p>
+        </w:tc>
+        <w:tc>
+          <w:tcPr>
+            <w:tcW w:type="dxa" w:w="5800"/>
+          </w:tcPr>
+          <w:p>
+            <w:r>
+              <w:t xml:space="preserve">~31x trailing on FY26 PAT needs roughly 35-40% EPS CAGR to look fair at an 18-20x exit for a branded-consumer name of this size — demanding but not absurd given FY26's +260% PAT print and margin expansion</w:t>
+            </w:r>
+          </w:p>
+        </w:tc>
+      </w:tr>
+      <w:tr>
+        <w:tc>
+          <w:tcPr>
+            <w:tcW w:type="dxa" w:w="3200"/>
+            <w:shd w:fill="F2F2F2" w:val="clear"/>
+          </w:tcPr>
+          <w:p>
+            <w:r>
+              <w:rPr>
+                <w:b/>
+                <w:bCs/>
+              </w:rPr>
+              <w:t xml:space="preserve">Our FY27</w:t>
+            </w:r>
+          </w:p>
+        </w:tc>
+        <w:tc>
+          <w:tcPr>
+            <w:tcW w:type="dxa" w:w="5800"/>
+          </w:tcPr>
+          <w:p>
+            <w:r>
+              <w:t xml:space="preserve">revenue ~Rs 120 Cr+ (50%+ guided growth), EBITDA margin holding or expanding modestly past 20.69% on continued operating leverage, tempered by new store opex</w:t>
+            </w:r>
+          </w:p>
+        </w:tc>
+      </w:tr>
+      <w:tr>
+        <w:tc>
+          <w:tcPr>
+            <w:tcW w:type="dxa" w:w="3200"/>
+            <w:shd w:fill="F2F2F2" w:val="clear"/>
+          </w:tcPr>
+          <w:p>
+            <w:r>
+              <w:rPr>
+                <w:b/>
+                <w:bCs/>
+              </w:rPr>
+              <w:t xml:space="preserve">Our FY28</w:t>
+            </w:r>
+          </w:p>
+        </w:tc>
+        <w:tc>
+          <w:tcPr>
+            <w:tcW w:type="dxa" w:w="5800"/>
+          </w:tcPr>
+          <w:p>
+            <w:r>
+              <w:t xml:space="preserve">second leg from Aflairza integration (if its growth reverses) plus the 500+ touchpoint omnichannel build-out reaching scale</w:t>
+            </w:r>
+          </w:p>
+        </w:tc>
+      </w:tr>
+      <w:tr>
+        <w:tc>
+          <w:tcPr>
+            <w:tcW w:type="dxa" w:w="3200"/>
+            <w:shd w:fill="F2F2F2" w:val="clear"/>
+          </w:tcPr>
+          <w:p>
+            <w:r>
+              <w:rPr>
+                <w:b/>
+                <w:bCs/>
+              </w:rPr>
+              <w:t xml:space="preserve">Gap direction</w:t>
+            </w:r>
+          </w:p>
+        </w:tc>
+        <w:tc>
+          <w:tcPr>
+            <w:tcW w:type="dxa" w:w="5800"/>
+          </w:tcPr>
+          <w:p>
+            <w:r>
+              <w:t xml:space="preserve">partially-priced</w:t>
+            </w:r>
+          </w:p>
+        </w:tc>
+      </w:tr>
+      <w:tr>
+        <w:tc>
+          <w:tcPr>
+            <w:tcW w:type="dxa" w:w="3200"/>
+            <w:shd w:fill="F2F2F2" w:val="clear"/>
+          </w:tcPr>
+          <w:p>
+            <w:r>
+              <w:rPr>
+                <w:b/>
+                <w:bCs/>
+              </w:rPr>
+              <w:t xml:space="preserve">Gap type</w:t>
+            </w:r>
+          </w:p>
+        </w:tc>
+        <w:tc>
+          <w:tcPr>
+            <w:tcW w:type="dxa" w:w="5800"/>
+          </w:tcPr>
+          <w:p>
+            <w:r>
+              <w:t xml:space="preserve">margin</w:t>
+            </w:r>
+          </w:p>
+        </w:tc>
+      </w:tr>
+      <w:tr>
+        <w:tc>
+          <w:tcPr>
+            <w:tcW w:type="dxa" w:w="3200"/>
+            <w:shd w:fill="F2F2F2" w:val="clear"/>
+          </w:tcPr>
+          <w:p>
+            <w:r>
+              <w:rPr>
+                <w:b/>
+                <w:bCs/>
+              </w:rPr>
+              <w:t xml:space="preserve">Gap magnitude</w:t>
+            </w:r>
+          </w:p>
+        </w:tc>
+        <w:tc>
+          <w:tcPr>
+            <w:tcW w:type="dxa" w:w="5800"/>
+          </w:tcPr>
+          <w:p>
+            <w:r>
+              <w:t xml:space="preserve">not estimable</w:t>
+            </w:r>
+          </w:p>
+        </w:tc>
+      </w:tr>
+      <w:tr>
+        <w:tc>
+          <w:tcPr>
+            <w:tcW w:type="dxa" w:w="3200"/>
+            <w:shd w:fill="F2F2F2" w:val="clear"/>
+          </w:tcPr>
+          <w:p>
+            <w:r>
+              <w:rPr>
+                <w:b/>
+                <w:bCs/>
+              </w:rPr>
+              <w:t xml:space="preserve">Gap basis</w:t>
+            </w:r>
+          </w:p>
+        </w:tc>
+        <w:tc>
+          <w:tcPr>
+            <w:tcW w:type="dxa" w:w="5800"/>
+          </w:tcPr>
+          <w:p>
+            <w:r>
+              <w:t xml:space="preserve">the ~31x multiple already prices in strong growth continuation, but the market cannot yet be pricing the specific May-2026 run-rate acceleration (~Rs144 Cr annualised vs Rs80 Cr FY26) or the risk that Aflairza's stalled FY26 growth doesn't reverse — both cut in opposite directions, net partially-priced</w:t>
+            </w:r>
+          </w:p>
+        </w:tc>
+      </w:tr>
+      <w:tr>
+        <w:tc>
+          <w:tcPr>
+            <w:tcW w:type="dxa" w:w="3200"/>
+            <w:shd w:fill="F2F2F2" w:val="clear"/>
+          </w:tcPr>
+          <w:p>
+            <w:r>
+              <w:rPr>
+                <w:b/>
+                <w:bCs/>
+              </w:rPr>
+              <w:t xml:space="preserve">Evidence quality</w:t>
+            </w:r>
+          </w:p>
+        </w:tc>
+        <w:tc>
+          <w:tcPr>
+            <w:tcW w:type="dxa" w:w="5800"/>
+          </w:tcPr>
+          <w:p>
+            <w:r>
+              <w:t xml:space="preserve">moderate</w:t>
             </w:r>
           </w:p>
         </w:tc>
@@ -447,13 +1701,44 @@
       <w:pPr>
         <w:spacing w:after="120"/>
       </w:pPr>
+      <w:r>
+        <w:rPr>
+          <w:i/>
+          <w:iCs/>
+          <w:color w:val="666666"/>
+          <w:sz w:val="16"/>
+          <w:szCs w:val="16"/>
+        </w:rPr>
+        <w:t xml:space="preserve">no broker consensus; implied path is a reverse-P/E estimate + screener.in forward figures + VP thread view</w:t>
+      </w:r>
+    </w:p>
+    <w:p>
+      <w:pPr>
+        <w:spacing w:after="120" w:before="120"/>
+      </w:pPr>
+      <w:r>
+        <w:rPr>
+          <w:b/>
+          <w:bCs/>
+          <w:sz w:val="20"/>
+          <w:szCs w:val="20"/>
+        </w:rPr>
+        <w:t xml:space="preserve">Catalyst: </w:t>
+      </w:r>
+      <w:r>
+        <w:rPr>
+          <w:sz w:val="20"/>
+          <w:szCs w:val="20"/>
+        </w:rPr>
+        <w:t xml:space="preserve">FY27 quarterly prints showing whether the May-2026 Rs 12 Cr/month run-rate holds, and whether Aflairza's stalled growth reverses post-integration</w:t>
+      </w:r>
       <w:r>
         <w:rPr>
           <w:color w:val="666666"/>
           <w:sz w:val="18"/>
           <w:szCs w:val="18"/>
         </w:rPr>
-        <w:t xml:space="preserve">Category is structurally growing and the asset-light model is capital-efficient, but this is a supply-side 'adding' market - many new brands - and Recode's brand is small and young; distribution leverage is the thing to verify.</w:t>
+        <w:t xml:space="preserve"> (window ~9M from 2026-09-12; undated; evidence med; pending)</w:t>
       </w:r>
     </w:p>
     <w:p>
@@ -462,23 +1747,718 @@
         <w:spacing w:after="120" w:before="280"/>
       </w:pPr>
       <w:r>
-        <w:t xml:space="preserve">Technical Read (Weekly / Monthly MACD + Bollinger Bands, or RSI/CCI/Williams %R proxy)</w:t>
-      </w:r>
-    </w:p>
-    <w:p>
-      <w:pPr>
-        <w:spacing w:after="120"/>
-      </w:pPr>
-      <w:r>
-        <w:t xml:space="preserve">Recently listed SME; up sharply since listing. No weekly/monthly structure worth reading.</w:t>
-      </w:r>
-    </w:p>
+        <w:t xml:space="preserve">Ishmohit-Lens Checks (value chain · earnings quality · growth trajectory · management · quality metrics · track record · global-signal check)</w:t>
+      </w:r>
+    </w:p>
+    <w:p>
+      <w:pPr>
+        <w:spacing w:after="120"/>
+      </w:pPr>
+      <w:r>
+        <w:rPr>
+          <w:i/>
+          <w:iCs/>
+          <w:color w:val="666666"/>
+          <w:sz w:val="18"/>
+          <w:szCs w:val="18"/>
+        </w:rPr>
+        <w:t xml:space="preserve">Extra checks drawn from @ishmohit1 / SOIC methodology (playbook/ishmohit-soic-style.md): where the company sits in its value chain and what the supply side is doing, whether a margin/PAT inflection is structural or a cyclical peak, the rate-of-change of growth vs. what the multiple demands, and management quality as a positive attribute.</w:t>
+      </w:r>
+    </w:p>
+    <w:p>
+      <w:pPr>
+        <w:spacing w:after="120"/>
+      </w:pPr>
+      <w:r>
+        <w:rPr>
+          <w:b/>
+          <w:bCs/>
+          <w:sz w:val="20"/>
+          <w:szCs w:val="20"/>
+        </w:rPr>
+        <w:t xml:space="preserve">Value chain &amp; supply side:</w:t>
+      </w:r>
+    </w:p>
+    <w:tbl>
+      <w:tblPr>
+        <w:tblW w:type="dxa" w:w="9000"/>
+        <w:tblBorders>
+          <w:top w:val="single" w:color="auto" w:sz="4"/>
+          <w:left w:val="single" w:color="auto" w:sz="4"/>
+          <w:bottom w:val="single" w:color="auto" w:sz="4"/>
+          <w:right w:val="single" w:color="auto" w:sz="4"/>
+          <w:insideH w:val="single" w:color="auto" w:sz="4"/>
+          <w:insideV w:val="single" w:color="auto" w:sz="4"/>
+        </w:tblBorders>
+      </w:tblPr>
+      <w:tblGrid>
+        <w:gridCol w:w="3200"/>
+        <w:gridCol w:w="5800"/>
+      </w:tblGrid>
+      <w:tr>
+        <w:tc>
+          <w:tcPr>
+            <w:tcW w:type="dxa" w:w="3200"/>
+            <w:shd w:fill="F2F2F2" w:val="clear"/>
+          </w:tcPr>
+          <w:p>
+            <w:r>
+              <w:rPr>
+                <w:b/>
+                <w:bCs/>
+              </w:rPr>
+              <w:t xml:space="preserve">Theme</w:t>
+            </w:r>
+          </w:p>
+        </w:tc>
+        <w:tc>
+          <w:tcPr>
+            <w:tcW w:type="dxa" w:w="5800"/>
+          </w:tcPr>
+          <w:p>
+            <w:r>
+              <w:t xml:space="preserve">Branded beauty &amp; personal care (masstige / premium BPC)</w:t>
+            </w:r>
+          </w:p>
+        </w:tc>
+      </w:tr>
+      <w:tr>
+        <w:tc>
+          <w:tcPr>
+            <w:tcW w:type="dxa" w:w="3200"/>
+            <w:shd w:fill="F2F2F2" w:val="clear"/>
+          </w:tcPr>
+          <w:p>
+            <w:r>
+              <w:rPr>
+                <w:b/>
+                <w:bCs/>
+              </w:rPr>
+              <w:t xml:space="preserve">This company's position</w:t>
+            </w:r>
+          </w:p>
+        </w:tc>
+        <w:tc>
+          <w:tcPr>
+            <w:tcW w:type="dxa" w:w="5800"/>
+          </w:tcPr>
+          <w:p>
+            <w:r>
+              <w:t xml:space="preserve">Asset-light brand owner (outsourced manufacturing); salon channel + general/modern trade + e-commerce distribution; multi-brand via Aflairza acquisition</w:t>
+            </w:r>
+          </w:p>
+        </w:tc>
+      </w:tr>
+      <w:tr>
+        <w:tc>
+          <w:tcPr>
+            <w:tcW w:type="dxa" w:w="3200"/>
+            <w:shd w:fill="F2F2F2" w:val="clear"/>
+          </w:tcPr>
+          <w:p>
+            <w:r>
+              <w:rPr>
+                <w:b/>
+                <w:bCs/>
+              </w:rPr>
+              <w:t xml:space="preserve">Bottleneck node (pricing power)</w:t>
+            </w:r>
+          </w:p>
+        </w:tc>
+        <w:tc>
+          <w:tcPr>
+            <w:tcW w:type="dxa" w:w="5800"/>
+          </w:tcPr>
+          <w:p>
+            <w:r>
+              <w:t xml:space="preserve">Brand equity and shelf/salon distribution - not manufacturing</w:t>
+            </w:r>
+          </w:p>
+        </w:tc>
+      </w:tr>
+      <w:tr>
+        <w:tc>
+          <w:tcPr>
+            <w:tcW w:type="dxa" w:w="3200"/>
+            <w:shd w:fill="F2F2F2" w:val="clear"/>
+          </w:tcPr>
+          <w:p>
+            <w:r>
+              <w:rPr>
+                <w:b/>
+                <w:bCs/>
+              </w:rPr>
+              <w:t xml:space="preserve">Supply-side status</w:t>
+            </w:r>
+          </w:p>
+        </w:tc>
+        <w:tc>
+          <w:tcPr>
+            <w:tcW w:type="dxa" w:w="5800"/>
+          </w:tcPr>
+          <w:p>
+            <w:r>
+              <w:t xml:space="preserve">adding</w:t>
+            </w:r>
+          </w:p>
+        </w:tc>
+      </w:tr>
+      <w:tr>
+        <w:tc>
+          <w:tcPr>
+            <w:tcW w:type="dxa" w:w="3200"/>
+            <w:shd w:fill="F2F2F2" w:val="clear"/>
+          </w:tcPr>
+          <w:p>
+            <w:r>
+              <w:rPr>
+                <w:b/>
+                <w:bCs/>
+              </w:rPr>
+              <w:t xml:space="preserve">Adjacent-node peers</w:t>
+            </w:r>
+          </w:p>
+        </w:tc>
+        <w:tc>
+          <w:tcPr>
+            <w:tcW w:type="dxa" w:w="5800"/>
+          </w:tcPr>
+          <w:p>
+            <w:r>
+              <w:t xml:space="preserve">Honasa Consumer (Mamaearth), Nykaa (private labels), Swiss Beauty (unlisted), Sugar Cosmetics (unlisted)</w:t>
+            </w:r>
+          </w:p>
+        </w:tc>
+      </w:tr>
+    </w:tbl>
+    <w:p>
+      <w:pPr>
+        <w:spacing w:after="120"/>
+      </w:pPr>
+      <w:r>
+        <w:rPr>
+          <w:color w:val="666666"/>
+          <w:sz w:val="18"/>
+          <w:szCs w:val="18"/>
+        </w:rPr>
+        <w:t xml:space="preserve">Category is structurally growing and the asset-light model is capital-efficient, but this is a supply-side 'adding' market - many new brands - and Recode's brand is small and young; distribution leverage is the thing to verify.</w:t>
+      </w:r>
+    </w:p>
+    <w:p>
+      <w:pPr>
+        <w:spacing w:after="60" w:before="120"/>
+      </w:pPr>
+      <w:r>
+        <w:rPr>
+          <w:b/>
+          <w:bCs/>
+          <w:sz w:val="20"/>
+          <w:szCs w:val="20"/>
+        </w:rPr>
+        <w:t xml:space="preserve">Earnings quality: </w:t>
+      </w:r>
+      <w:r>
+        <w:rPr>
+          <w:sz w:val="20"/>
+          <w:szCs w:val="20"/>
+        </w:rPr>
+        <w:t xml:space="preserve">margin driver structural</w:t>
+      </w:r>
+      <w:r>
+        <w:rPr>
+          <w:b/>
+          <w:bCs/>
+          <w:color w:val="A32020"/>
+          <w:sz w:val="20"/>
+          <w:szCs w:val="20"/>
+        </w:rPr>
+        <w:t xml:space="preserve"/>
+      </w:r>
+    </w:p>
+    <w:p>
+      <w:pPr>
+        <w:spacing w:after="120"/>
+      </w:pPr>
+      <w:r>
+        <w:rPr>
+          <w:color w:val="666666"/>
+          <w:sz w:val="18"/>
+          <w:szCs w:val="18"/>
+        </w:rPr>
+        <w:t xml:space="preserve">Drivers: asset-light outsourced-manufacturing model; operating leverage as revenue scales past fixed brand/marketing costs; mix shift toward higher-margin SKUs (Recode Luxe).</w:t>
+      </w:r>
+    </w:p>
+    <w:p>
+      <w:pPr>
+        <w:spacing w:after="120"/>
+      </w:pPr>
+      <w:r>
+        <w:rPr>
+          <w:color w:val="666666"/>
+          <w:sz w:val="18"/>
+          <w:szCs w:val="18"/>
+        </w:rPr>
+        <w:t xml:space="preserve">EBITDA margin nearly doubled FY25-&gt;FY26 (12.82% -&gt; 20.69%) off a genuine operating-leverage mechanism (asset-light, fixed brand costs spread over rising revenue), not a one-off; too early to call a 'through-cycle' level given &lt;3 years of financials.</w:t>
+      </w:r>
+    </w:p>
+    <w:p>
+      <w:pPr>
+        <w:spacing w:after="60" w:before="120"/>
+      </w:pPr>
+      <w:r>
+        <w:rPr>
+          <w:b/>
+          <w:bCs/>
+          <w:sz w:val="20"/>
+          <w:szCs w:val="20"/>
+        </w:rPr>
+        <w:t xml:space="preserve">Growth trajectory: </w:t>
+      </w:r>
+      <w:r>
+        <w:rPr>
+          <w:b w:val="false"/>
+          <w:bCs w:val="false"/>
+          <w:sz w:val="20"/>
+          <w:szCs w:val="20"/>
+        </w:rPr>
+        <w:t xml:space="preserve">YoY growth rate is accelerating</w:t>
+      </w:r>
+    </w:p>
+    <w:p>
+      <w:pPr>
+        <w:spacing w:after="120"/>
+      </w:pPr>
+      <w:r>
+        <w:rPr>
+          <w:color w:val="666666"/>
+          <w:sz w:val="18"/>
+          <w:szCs w:val="18"/>
+        </w:rPr>
+        <w:t xml:space="preserve">FY24-&gt;FY25 revenue growth (predecessor/early data suggests high growth), FY25-&gt;FY26 +67.27%; May-2026 monthly run-rate (~Rs 12 Cr) annualises to ~Rs 144 Cr, well above the FY26 full-year Rs 79.95 Cr — growth accelerating post-listing</w:t>
+      </w:r>
+    </w:p>
+    <w:p>
+      <w:pPr>
+        <w:spacing w:after="120"/>
+      </w:pPr>
+      <w:r>
+        <w:rPr>
+          <w:color w:val="666666"/>
+          <w:sz w:val="18"/>
+          <w:szCs w:val="18"/>
+        </w:rPr>
+        <w:t xml:space="preserve">Reverse P/E: ~31-32x trailing on FY26 PAT needs sustained high-growth+margin delivery; the FY26 print (PAT +260%) and May-2026 run-rate acceleration support the multiple better than the original thin-data write-up could confirm</w:t>
+      </w:r>
+    </w:p>
+    <w:p>
+      <w:pPr>
+        <w:spacing w:after="120"/>
+      </w:pPr>
+      <w:r>
+        <w:rPr>
+          <w:b/>
+          <w:bCs/>
+          <w:sz w:val="20"/>
+          <w:szCs w:val="20"/>
+        </w:rPr>
+        <w:t xml:space="preserve">Management quality (TVGP's "P"):</w:t>
+      </w:r>
+    </w:p>
+    <w:tbl>
+      <w:tblPr>
+        <w:tblW w:type="dxa" w:w="9000"/>
+        <w:tblBorders>
+          <w:top w:val="single" w:color="auto" w:sz="4"/>
+          <w:left w:val="single" w:color="auto" w:sz="4"/>
+          <w:bottom w:val="single" w:color="auto" w:sz="4"/>
+          <w:right w:val="single" w:color="auto" w:sz="4"/>
+          <w:insideH w:val="single" w:color="auto" w:sz="4"/>
+          <w:insideV w:val="single" w:color="auto" w:sz="4"/>
+        </w:tblBorders>
+      </w:tblPr>
+      <w:tblGrid>
+        <w:gridCol w:w="3200"/>
+        <w:gridCol w:w="5800"/>
+      </w:tblGrid>
+      <w:tr>
+        <w:tc>
+          <w:tcPr>
+            <w:tcW w:type="dxa" w:w="3200"/>
+            <w:shd w:fill="F2F2F2" w:val="clear"/>
+          </w:tcPr>
+          <w:p>
+            <w:r>
+              <w:rPr>
+                <w:b/>
+                <w:bCs/>
+              </w:rPr>
+              <w:t xml:space="preserve">Assessment</w:t>
+            </w:r>
+          </w:p>
+        </w:tc>
+        <w:tc>
+          <w:tcPr>
+            <w:tcW w:type="dxa" w:w="5800"/>
+          </w:tcPr>
+          <w:p>
+            <w:r>
+              <w:t xml:space="preserve">positive</w:t>
+            </w:r>
+          </w:p>
+        </w:tc>
+      </w:tr>
+      <w:tr>
+        <w:tc>
+          <w:tcPr>
+            <w:tcW w:type="dxa" w:w="3200"/>
+            <w:shd w:fill="F2F2F2" w:val="clear"/>
+          </w:tcPr>
+          <w:p>
+            <w:r>
+              <w:rPr>
+                <w:b/>
+                <w:bCs/>
+              </w:rPr>
+              <w:t xml:space="preserve">Capital allocation</w:t>
+            </w:r>
+          </w:p>
+        </w:tc>
+        <w:tc>
+          <w:tcPr>
+            <w:tcW w:type="dxa" w:w="5800"/>
+          </w:tcPr>
+          <w:p>
+            <w:r>
+              <w:t xml:space="preserve">Reinvesting IPO proceeds into physical retail (kiosks/NewU stores) and the Aflairza acquisition; too early (&lt;1 year listed) for an incremental-ROCE read (unclear)</w:t>
+            </w:r>
+          </w:p>
+        </w:tc>
+      </w:tr>
+      <w:tr>
+        <w:tc>
+          <w:tcPr>
+            <w:tcW w:type="dxa" w:w="3200"/>
+            <w:shd w:fill="F2F2F2" w:val="clear"/>
+          </w:tcPr>
+          <w:p>
+            <w:r>
+              <w:rPr>
+                <w:b/>
+                <w:bCs/>
+              </w:rPr>
+              <w:t xml:space="preserve">Related-party trend</w:t>
+            </w:r>
+          </w:p>
+        </w:tc>
+        <w:tc>
+          <w:tcPr>
+            <w:tcW w:type="dxa" w:w="5800"/>
+          </w:tcPr>
+          <w:p>
+            <w:r>
+              <w:t xml:space="preserve">unclear</w:t>
+            </w:r>
+          </w:p>
+        </w:tc>
+      </w:tr>
+      <w:tr>
+        <w:tc>
+          <w:tcPr>
+            <w:tcW w:type="dxa" w:w="3200"/>
+            <w:shd w:fill="F2F2F2" w:val="clear"/>
+          </w:tcPr>
+          <w:p>
+            <w:r>
+              <w:rPr>
+                <w:b/>
+                <w:bCs/>
+              </w:rPr>
+              <w:t xml:space="preserve">Guidance credibility</w:t>
+            </w:r>
+          </w:p>
+        </w:tc>
+        <w:tc>
+          <w:tcPr>
+            <w:tcW w:type="dxa" w:w="5800"/>
+          </w:tcPr>
+          <w:p>
+            <w:r>
+              <w:t xml:space="preserve">no-track-record</w:t>
+            </w:r>
+          </w:p>
+        </w:tc>
+      </w:tr>
+      <w:tr>
+        <w:tc>
+          <w:tcPr>
+            <w:tcW w:type="dxa" w:w="3200"/>
+            <w:shd w:fill="F2F2F2" w:val="clear"/>
+          </w:tcPr>
+          <w:p>
+            <w:r>
+              <w:rPr>
+                <w:b/>
+                <w:bCs/>
+              </w:rPr>
+              <w:t xml:space="preserve">Shareholder returns</w:t>
+            </w:r>
+          </w:p>
+        </w:tc>
+        <w:tc>
+          <w:tcPr>
+            <w:tcW w:type="dxa" w:w="5800"/>
+          </w:tcPr>
+          <w:p>
+            <w:r>
+              <w:t xml:space="preserve">none</w:t>
+            </w:r>
+          </w:p>
+        </w:tc>
+      </w:tr>
+      <w:tr>
+        <w:tc>
+          <w:tcPr>
+            <w:tcW w:type="dxa" w:w="3200"/>
+            <w:shd w:fill="F2F2F2" w:val="clear"/>
+          </w:tcPr>
+          <w:p>
+            <w:r>
+              <w:rPr>
+                <w:b/>
+                <w:bCs/>
+              </w:rPr>
+              <w:t xml:space="preserve">Capability ladder / VAP</w:t>
+            </w:r>
+          </w:p>
+        </w:tc>
+        <w:tc>
+          <w:tcPr>
+            <w:tcW w:type="dxa" w:w="5800"/>
+          </w:tcPr>
+          <w:p>
+            <w:r>
+              <w:t xml:space="preserve">Explicit shift from pure digital-D2C toward a multi-brand, omnichannel 'Phygital' house (Recode + Aflairza + physical kiosks/stores)</w:t>
+            </w:r>
+          </w:p>
+        </w:tc>
+      </w:tr>
+    </w:tbl>
+    <w:p>
+      <w:pPr>
+        <w:spacing w:after="120"/>
+      </w:pPr>
+      <w:r>
+        <w:rPr>
+          <w:b/>
+          <w:bCs/>
+          <w:sz w:val="20"/>
+          <w:szCs w:val="20"/>
+        </w:rPr>
+        <w:t xml:space="preserve">Quality metrics (ROCE · debt · FCF · margin · capex):</w:t>
+      </w:r>
+    </w:p>
+    <w:tbl>
+      <w:tblPr>
+        <w:tblW w:type="dxa" w:w="9000"/>
+        <w:tblBorders>
+          <w:top w:val="single" w:color="auto" w:sz="4"/>
+          <w:left w:val="single" w:color="auto" w:sz="4"/>
+          <w:bottom w:val="single" w:color="auto" w:sz="4"/>
+          <w:right w:val="single" w:color="auto" w:sz="4"/>
+          <w:insideH w:val="single" w:color="auto" w:sz="4"/>
+          <w:insideV w:val="single" w:color="auto" w:sz="4"/>
+        </w:tblBorders>
+      </w:tblPr>
+      <w:tblGrid>
+        <w:gridCol w:w="3200"/>
+        <w:gridCol w:w="5800"/>
+      </w:tblGrid>
+      <w:tr>
+        <w:tc>
+          <w:tcPr>
+            <w:tcW w:type="dxa" w:w="3200"/>
+            <w:shd w:fill="F2F2F2" w:val="clear"/>
+          </w:tcPr>
+          <w:p>
+            <w:r>
+              <w:rPr>
+                <w:b/>
+                <w:bCs/>
+              </w:rPr>
+              <w:t xml:space="preserve">Assessment</w:t>
+            </w:r>
+          </w:p>
+        </w:tc>
+        <w:tc>
+          <w:tcPr>
+            <w:tcW w:type="dxa" w:w="5800"/>
+          </w:tcPr>
+          <w:p>
+            <w:r>
+              <w:t xml:space="preserve">positive</w:t>
+            </w:r>
+          </w:p>
+        </w:tc>
+      </w:tr>
+      <w:tr>
+        <w:tc>
+          <w:tcPr>
+            <w:tcW w:type="dxa" w:w="3200"/>
+            <w:shd w:fill="F2F2F2" w:val="clear"/>
+          </w:tcPr>
+          <w:p>
+            <w:r>
+              <w:rPr>
+                <w:b/>
+                <w:bCs/>
+              </w:rPr>
+              <w:t xml:space="preserve">ROCE</w:t>
+            </w:r>
+          </w:p>
+        </w:tc>
+        <w:tc>
+          <w:tcPr>
+            <w:tcW w:type="dxa" w:w="5800"/>
+          </w:tcPr>
+          <w:p>
+            <w:r>
+              <w:t xml:space="preserve">60% (improving)</w:t>
+            </w:r>
+          </w:p>
+        </w:tc>
+      </w:tr>
+      <w:tr>
+        <w:tc>
+          <w:tcPr>
+            <w:tcW w:type="dxa" w:w="3200"/>
+            <w:shd w:fill="F2F2F2" w:val="clear"/>
+          </w:tcPr>
+          <w:p>
+            <w:r>
+              <w:rPr>
+                <w:b/>
+                <w:bCs/>
+              </w:rPr>
+              <w:t xml:space="preserve">Leverage</w:t>
+            </w:r>
+          </w:p>
+        </w:tc>
+        <w:tc>
+          <w:tcPr>
+            <w:tcW w:type="dxa" w:w="5800"/>
+          </w:tcPr>
+          <w:p>
+            <w:r>
+              <w:t xml:space="preserve">—</w:t>
+            </w:r>
+          </w:p>
+        </w:tc>
+      </w:tr>
+      <w:tr>
+        <w:tc>
+          <w:tcPr>
+            <w:tcW w:type="dxa" w:w="3200"/>
+            <w:shd w:fill="F2F2F2" w:val="clear"/>
+          </w:tcPr>
+          <w:p>
+            <w:r>
+              <w:rPr>
+                <w:b/>
+                <w:bCs/>
+              </w:rPr>
+              <w:t xml:space="preserve">FCF conversion</w:t>
+            </w:r>
+          </w:p>
+        </w:tc>
+        <w:tc>
+          <w:tcPr>
+            <w:tcW w:type="dxa" w:w="5800"/>
+          </w:tcPr>
+          <w:p>
+            <w:r>
+              <w:t xml:space="preserve">—</w:t>
+            </w:r>
+          </w:p>
+        </w:tc>
+      </w:tr>
+      <w:tr>
+        <w:tc>
+          <w:tcPr>
+            <w:tcW w:type="dxa" w:w="3200"/>
+            <w:shd w:fill="F2F2F2" w:val="clear"/>
+          </w:tcPr>
+          <w:p>
+            <w:r>
+              <w:rPr>
+                <w:b/>
+                <w:bCs/>
+              </w:rPr>
+              <w:t xml:space="preserve">Margin trend</w:t>
+            </w:r>
+          </w:p>
+        </w:tc>
+        <w:tc>
+          <w:tcPr>
+            <w:tcW w:type="dxa" w:w="5800"/>
+          </w:tcPr>
+          <w:p>
+            <w:r>
+              <w:t xml:space="preserve">expanding</w:t>
+            </w:r>
+          </w:p>
+        </w:tc>
+      </w:tr>
+      <w:tr>
+        <w:tc>
+          <w:tcPr>
+            <w:tcW w:type="dxa" w:w="3200"/>
+            <w:shd w:fill="F2F2F2" w:val="clear"/>
+          </w:tcPr>
+          <w:p>
+            <w:r>
+              <w:rPr>
+                <w:b/>
+                <w:bCs/>
+              </w:rPr>
+              <w:t xml:space="preserve">Capex efficiency</w:t>
+            </w:r>
+          </w:p>
+        </w:tc>
+        <w:tc>
+          <w:tcPr>
+            <w:tcW w:type="dxa" w:w="5800"/>
+          </w:tcPr>
+          <w:p>
+            <w:r>
+              <w:t xml:space="preserve">unclear</w:t>
+            </w:r>
+          </w:p>
+        </w:tc>
+      </w:tr>
+    </w:tbl>
     <w:p>
       <w:pPr>
         <w:pStyle w:val="Heading1"/>
         <w:spacing w:after="120" w:before="280"/>
       </w:pPr>
       <w:r>
+        <w:t xml:space="preserve">Technical Read (Weekly / Monthly MACD + Bollinger Bands, or RSI/CCI/Williams %R proxy)</w:t>
+      </w:r>
+    </w:p>
+    <w:p>
+      <w:pPr>
+        <w:spacing w:after="120"/>
+      </w:pPr>
+      <w:r>
+        <w:t xml:space="preserve">Recently listed SME; up sharply since listing. No weekly/monthly structure worth reading.</w:t>
+      </w:r>
+    </w:p>
+    <w:p>
+      <w:pPr>
+        <w:pStyle w:val="Heading1"/>
+        <w:spacing w:after="120" w:before="280"/>
+      </w:pPr>
+      <w:r>
         <w:t xml:space="preserve">ValuePickr Community Signal</w:t>
       </w:r>
     </w:p>
@@ -604,6 +2584,19 @@
     </w:p>
     <w:p>
       <w:pPr>
+        <w:pStyle w:val="ListParagraph"/>
+        <w:numPr>
+          <w:ilvl w:val="0"/>
+          <w:numId w:val="1"/>
+        </w:numPr>
+        <w:spacing w:after="60"/>
+      </w:pPr>
+      <w:r>
+        <w:t xml:space="preserve">FY26 delivered: PAT +260%, EBITDA margin nearly doubled to 20.69%; May-2026 monthly run-rate (~Rs144 Cr annualised) is accelerating past the FY26 average</w:t>
+      </w:r>
+    </w:p>
+    <w:p>
+      <w:pPr>
         <w:pStyle w:val="Heading1"/>
         <w:spacing w:after="120" w:before="280"/>
       </w:pPr>
@@ -634,59 +2627,46 @@
         <w:spacing w:after="60"/>
       </w:pPr>
       <w:r>
-        <w:t xml:space="preserve">Brand durability unproven - one bad launch cycle can reset growth</w:t>
-      </w:r>
-    </w:p>
-    <w:p>
-      <w:pPr>
-        <w:pStyle w:val="ListParagraph"/>
-        <w:numPr>
-          <w:ilvl w:val="0"/>
-          <w:numId w:val="1"/>
-        </w:numPr>
-        <w:spacing w:after="60"/>
-      </w:pPr>
-      <w:r>
-        <w:t xml:space="preserve">Aflairza integration and its economics not yet demonstrated</w:t>
-      </w:r>
-    </w:p>
-    <w:p>
-      <w:pPr>
-        <w:pStyle w:val="ListParagraph"/>
-        <w:numPr>
-          <w:ilvl w:val="0"/>
-          <w:numId w:val="1"/>
-        </w:numPr>
-        <w:spacing w:after="60"/>
-      </w:pPr>
-      <w:r>
-        <w:t xml:space="preserve">~65% promoter holding; SME-board liquidity and disclosure limits</w:t>
-      </w:r>
-    </w:p>
-    <w:p>
-      <w:pPr>
-        <w:pStyle w:val="ListParagraph"/>
-        <w:numPr>
-          <w:ilvl w:val="0"/>
-          <w:numId w:val="1"/>
-        </w:numPr>
-        <w:spacing w:after="60"/>
-      </w:pPr>
-      <w:r>
-        <w:t xml:space="preserve">Only advocate is an untrusted X account</w:t>
-      </w:r>
-    </w:p>
-    <w:p>
-      <w:pPr>
-        <w:pStyle w:val="ListParagraph"/>
-        <w:numPr>
-          <w:ilvl w:val="0"/>
-          <w:numId w:val="1"/>
-        </w:numPr>
-        <w:spacing w:after="60"/>
-      </w:pPr>
-      <w:r>
-        <w:t xml:space="preserve">~24-32x earnings already prices strong growth</w:t>
+        <w:t xml:space="preserve">Aflairza's own revenue growth stalled to +5.8% in FY26 (from +75% FY25) right before the acquisition - an integration-quality flag; only 33% acquired so far (Phase I), full 51% not due until Feb 2027</w:t>
+      </w:r>
+    </w:p>
+    <w:p>
+      <w:pPr>
+        <w:pStyle w:val="ListParagraph"/>
+        <w:numPr>
+          <w:ilvl w:val="0"/>
+          <w:numId w:val="1"/>
+        </w:numPr>
+        <w:spacing w:after="60"/>
+      </w:pPr>
+      <w:r>
+        <w:t xml:space="preserve">New physical kiosk/NewU-store format is unproven vs the historically asset-light D2C model - a new capex/opex vector</w:t>
+      </w:r>
+    </w:p>
+    <w:p>
+      <w:pPr>
+        <w:pStyle w:val="ListParagraph"/>
+        <w:numPr>
+          <w:ilvl w:val="0"/>
+          <w:numId w:val="1"/>
+        </w:numPr>
+        <w:spacing w:after="60"/>
+      </w:pPr>
+      <w:r>
+        <w:t xml:space="preserve">~65% promoter holding; SME-board history is short even with post-listing disclosure now available</w:t>
+      </w:r>
+    </w:p>
+    <w:p>
+      <w:pPr>
+        <w:pStyle w:val="ListParagraph"/>
+        <w:numPr>
+          <w:ilvl w:val="0"/>
+          <w:numId w:val="1"/>
+        </w:numPr>
+        <w:spacing w:after="60"/>
+      </w:pPr>
+      <w:r>
+        <w:t xml:space="preserve">~31-32x earnings already prices strong growth continuation</w:t>
       </w:r>
     </w:p>
     <w:p>
@@ -834,6 +2814,19 @@
       </w:pPr>
       <w:r>
         <w:t xml:space="preserve">No red-flag tier (solvent, cash-generative, no SEBI action)</w:t>
+      </w:r>
+    </w:p>
+    <w:p>
+      <w:pPr>
+        <w:pStyle w:val="ListParagraph"/>
+        <w:numPr>
+          <w:ilvl w:val="0"/>
+          <w:numId w:val="1"/>
+        </w:numPr>
+        <w:spacing w:after="60"/>
+      </w:pPr>
+      <w:r>
+        <w:t xml:space="preserve">2026-09-12 deep-dive pass 1: FY26 results (PAT +260%, EBITDA margin 12.82%-&gt;20.69%) and post-listing execution (accelerating run-rate, real omnichannel build-out, continued promoter buying, no red flags) substantially confirm the original thesis sourced from an untrusted X account. Conviction raised Low-Medium -&gt; Medium; Aflairza's own stalled FY26 growth and the unproven physical-store format keep it short of Medium-High.</w:t>
       </w:r>
     </w:p>
     <w:p>

--- a/projects/valuepickr-open-screen/docs/Recode Studios.docx
+++ b/projects/valuepickr-open-screen/docs/Recode Studios.docx
@@ -2845,6 +2845,187 @@
           <w:szCs w:val="18"/>
         </w:rPr>
         <w:t xml:space="preserve">This is independent research and analysis for informational purposes only, not personalized financial or investment advice. Past multi-bagger performance and forum/social sentiment are not indicators of future returns. Do your own due diligence before investing.</w:t>
+      </w:r>
+    </w:p>
+    <w:p/>
+    <w:p>
+      <w:r>
+        <w:rPr>
+          <w:b/>
+          <w:sz w:val="28"/>
+        </w:rPr>
+        <w:t>🔄 RESEARCH UPDATE - 2026-10-05</w:t>
+      </w:r>
+    </w:p>
+    <w:p>
+      <w:r>
+        <w:rPr>
+          <w:b/>
+        </w:rPr>
+        <w:t>📊 Key Metrics:</w:t>
+      </w:r>
+    </w:p>
+    <w:p>
+      <w:pPr>
+        <w:ind w:left="360"/>
+      </w:pPr>
+      <w:r>
+        <w:t xml:space="preserve">  • Company: Recode Studios Ltd</w:t>
+      </w:r>
+    </w:p>
+    <w:p>
+      <w:pPr>
+        <w:ind w:left="360"/>
+      </w:pPr>
+      <w:r>
+        <w:t xml:space="preserve">  • Conviction: Not rated</w:t>
+      </w:r>
+    </w:p>
+    <w:p>
+      <w:pPr>
+        <w:ind w:left="360"/>
+      </w:pPr>
+      <w:r>
+        <w:t xml:space="preserve">  • Thesis: 10x-in-2-3-years</w:t>
+      </w:r>
+    </w:p>
+    <w:p>
+      <w:pPr>
+        <w:ind w:left="360"/>
+      </w:pPr>
+      <w:r>
+        <w:t xml:space="preserve">  • 4-Box Score: 3.0</w:t>
+      </w:r>
+    </w:p>
+    <w:p>
+      <w:pPr>
+        <w:ind w:left="360"/>
+      </w:pPr>
+      <w:r>
+        <w:t xml:space="preserve">  • Research Date: 2026-09-12</w:t>
+      </w:r>
+    </w:p>
+    <w:p>
+      <w:pPr>
+        <w:ind w:left="360"/>
+      </w:pPr>
+      <w:r>
+        <w:t xml:space="preserve">  • Red Flag: None</w:t>
+      </w:r>
+    </w:p>
+    <w:p/>
+    <w:p>
+      <w:r>
+        <w:rPr>
+          <w:b/>
+        </w:rPr>
+        <w:t>📝 Verdict:</w:t>
+      </w:r>
+    </w:p>
+    <w:p>
+      <w:pPr>
+        <w:ind w:left="360"/>
+      </w:pPr>
+      <w:r>
+        <w:t>Best of the external-lead batch: asset-light, high-ROCE branded-BPC house on a real category tailwind, four_box score 3.0 - but a tiny unproven brand from an untrusted source. thesis_fit 10x-in-2-3-years, conviction Low-Medium, unconfirmed.</w:t>
+      </w:r>
+    </w:p>
+    <w:p/>
+    <w:p>
+      <w:r>
+        <w:rPr>
+          <w:b/>
+        </w:rPr>
+        <w:t>📈 Bull Case:</w:t>
+      </w:r>
+    </w:p>
+    <w:p>
+      <w:pPr>
+        <w:ind w:left="360"/>
+      </w:pPr>
+      <w:r>
+        <w:t>Asset-light, outsourced manufacturing -&gt; very high ROCE/ROE, minimal capex</w:t>
+      </w:r>
+    </w:p>
+    <w:p>
+      <w:pPr>
+        <w:ind w:left="360"/>
+      </w:pPr>
+      <w:r>
+        <w:t>Revenue +30%, PAT +~12x, operating cash flow positive - real operating leverage</w:t>
+      </w:r>
+    </w:p>
+    <w:p>
+      <w:pPr>
+        <w:ind w:left="360"/>
+      </w:pPr>
+      <w:r>
+        <w:t>Structural India masstige / premium BPC category growth; salon channel formalising</w:t>
+      </w:r>
+    </w:p>
+    <w:p>
+      <w:pPr>
+        <w:ind w:left="360"/>
+      </w:pPr>
+      <w:r>
+        <w:t>Aflairza acquisition adds a premium brand and pricing-power optionality</w:t>
+      </w:r>
+    </w:p>
+    <w:p>
+      <w:pPr>
+        <w:ind w:left="360"/>
+      </w:pPr>
+      <w:r>
+        <w:t>Small base (Rs 80 Cr revenue) - long runway if brands stick</w:t>
+      </w:r>
+    </w:p>
+    <w:p/>
+    <w:p>
+      <w:r>
+        <w:rPr>
+          <w:b/>
+        </w:rPr>
+        <w:t>📉 Bear Case:</w:t>
+      </w:r>
+    </w:p>
+    <w:p>
+      <w:pPr>
+        <w:ind w:left="360"/>
+      </w:pPr>
+      <w:r>
+        <w:t>Tiny, early brand in a crowded, fashion-driven colour-cosmetics category</w:t>
+      </w:r>
+    </w:p>
+    <w:p>
+      <w:pPr>
+        <w:ind w:left="360"/>
+      </w:pPr>
+      <w:r>
+        <w:t>Aflairza's own revenue growth stalled to +5.8% in FY26 (from +75% FY25) right before the acquisition - an integration-quality flag; only 33% acquired so far (Phase I), full 51% not due until Feb 2027</w:t>
+      </w:r>
+    </w:p>
+    <w:p>
+      <w:pPr>
+        <w:ind w:left="360"/>
+      </w:pPr>
+      <w:r>
+        <w:t>New physical kiosk/NewU-store format is unproven vs the historically asset-light D2C model - a new capex/opex vector</w:t>
+      </w:r>
+    </w:p>
+    <w:p>
+      <w:pPr>
+        <w:ind w:left="360"/>
+      </w:pPr>
+      <w:r>
+        <w:t>~65% promoter holding; SME-board history is short even with post-listing disclosure now available</w:t>
+      </w:r>
+    </w:p>
+    <w:p>
+      <w:pPr>
+        <w:ind w:left="360"/>
+      </w:pPr>
+      <w:r>
+        <w:t>~31-32x earnings already prices strong growth continuation</w:t>
       </w:r>
     </w:p>
     <w:sectPr>
